--- a/docs/自留版/卡L-报告日与化疗前启动.docx
+++ b/docs/自留版/卡L-报告日与化疗前启动.docx
@@ -79,7 +79,7 @@
         <w:t>融合</w:t>
       </w:r>
       <w:r>
-        <w:t xml:space="preserve">：JAZF1::SUZ12 ／ YWHAE::NUTM2 ／ BCOR 家族 ／ PHF1 家族 ／ NTRK ／ ESR1 ／ KDM2B 逐条有无；② 这条融合结论是不是 </w:t>
+        <w:t xml:space="preserve">：JAZF1::SUZ12 ／ YWHAE::NUTM2 ／ BCOR 家族 ／ PHF1 家族 ／ NTRK ／ ESR1 ／ KDM2B 逐条有无（要求逐条写检出/未检出）；② 这条融合结论是不是 </w:t>
       </w:r>
       <w:r>
         <w:rPr>
@@ -88,7 +88,7 @@
         <w:t>RNA 线</w:t>
       </w:r>
       <w:r>
-        <w:t xml:space="preserve">出的（只有 DNA 不算）；③ </w:t>
+        <w:t xml:space="preserve">出的（只有 DNA 不算；ESS 融合必须 RNA）；③ </w:t>
       </w:r>
       <w:r>
         <w:rPr>
@@ -106,7 +106,16 @@
         <w:t>MSI / TMB</w:t>
       </w:r>
       <w:r>
-        <w:t xml:space="preserve"> 与 MMR IHC；⑤ </w:t>
+        <w:t>（分子，待 26-25469 白片外送结果，9/24 死线）与 MMR IHC（</w:t>
+      </w:r>
+      <w:r>
+        <w:rPr>
+          <w:b/>
+        </w:rPr>
+        <w:t>拟于 9/22 手术标本申请</w:t>
+      </w:r>
+      <w:r>
+        <w:t xml:space="preserve">，目前全院未做）；⑤ </w:t>
       </w:r>
       <w:r>
         <w:rPr>
@@ -115,7 +124,89 @@
         <w:t>HER2 / CD3 / CD8 / MAGE-A4、ER/PR 定量、cyclin D1、Ki-67</w:t>
       </w:r>
       <w:r>
-        <w:t>。」</w:t>
+        <w:t>（</w:t>
+      </w:r>
+      <w:r>
+        <w:rPr>
+          <w:b/>
+        </w:rPr>
+        <w:t>拟于 9/22 手术多灶标本复核</w:t>
+      </w:r>
+      <w:r>
+        <w:t>；26-25469 穿刺已做 ER−/PR−/cyclin D1+/Ki-67 热点约20%，但单灶 0.9cm，手术多灶需看异质性，原发 ER 热点70% vs 转移 ER− 更需复核）。」</w:t>
+      </w:r>
+    </w:p>
+    <w:p/>
+    <w:p>
+      <w:pPr>
+        <w:ind w:left="400"/>
+      </w:pPr>
+      <w:r>
+        <w:rPr>
+          <w:b/>
+          <w:i/>
+        </w:rPr>
+        <w:t>为什么 ER/PR/cyclin D1/Ki-67 转移灶做了还要申请？</w:t>
+      </w:r>
+      <w:r>
+        <w:rPr>
+          <w:i/>
+        </w:rPr>
+        <w:br/>
+        <w:t>26-25469 只是左下腹单点穿刺，标本 0.9×0.6×0.1cm，IHC 18 项已做（ER−/PR−/cyclin D1+/Ki-67 热点约20%）。但 9/22 手术是腹膜多发转移（骶前 5.5×6.1cm 等多灶），不同病灶 ER/PR 可能不一致（原发 255317 ER 热点区约70%中等+，转移已变 ER−），且原单位未做定量。手术标本需各灶分别留块后</w:t>
+      </w:r>
+      <w:r>
+        <w:rPr>
+          <w:b/>
+          <w:i/>
+        </w:rPr>
+        <w:t>复核定量</w:t>
+      </w:r>
+      <w:r>
+        <w:rPr>
+          <w:i/>
+        </w:rPr>
+        <w:t>，一次看异质性。cyclin D1 在转移灶已 +，但仍需在手术标本复核以备 YWHAE/BCOR 分型参考。Ki-67 原发约5%+ vs 转移热点约20%，手术需复核增殖活性。</w:t>
+        <w:br/>
+      </w:r>
+      <w:r>
+        <w:rPr>
+          <w:b/>
+          <w:i/>
+        </w:rPr>
+        <w:t>MMR 四项哪儿申请了？</w:t>
+      </w:r>
+      <w:r>
+        <w:rPr>
+          <w:i/>
+        </w:rPr>
+        <w:t xml:space="preserve"> 目前</w:t>
+      </w:r>
+      <w:r>
+        <w:rPr>
+          <w:b/>
+          <w:i/>
+        </w:rPr>
+        <w:t>全院未做</w:t>
+      </w:r>
+      <w:r>
+        <w:rPr>
+          <w:i/>
+        </w:rPr>
+        <w:t>（255317 12项、H26-09047 引用12项、26-25469 18项均无 MMR）。卡F写的“申请单已备/一次申请全开”是指</w:t>
+      </w:r>
+      <w:r>
+        <w:rPr>
+          <w:b/>
+          <w:i/>
+        </w:rPr>
+        <w:t>计划在 9/22 手术标本上申请</w:t>
+      </w:r>
+      <w:r>
+        <w:rPr>
+          <w:i/>
+        </w:rPr>
+        <w:t>，不是已做。卡L递交版原写“已申请”是按报告日（10月中）的未来视角写的——到 10 月分子报告日时，9/22 手术的 MMR 应该已申请/已出，现已改为“拟于 9/22 手术标本申请”避免误读。MMR IHC 是病理科做（快、便宜），MSI/TMB 是第三方 NGS 做（慢、待 9/24 前白片外送），两者互补。</w:t>
       </w:r>
     </w:p>
     <w:p/>
